--- a/docs/改进说明_第二版.docx
+++ b/docs/改进说明_第二版.docx
@@ -720,7 +720,7 @@
               <w:rPr>
                 <w:sz w:val="19"/>
               </w:rPr>
-              <w:t>⏳ 未实现</w:t>
+              <w:t>✅ 已于第三轮完成</w:t>
             </w:r>
           </w:p>
         </w:tc>
@@ -738,7 +738,14 @@
               <w:rPr>
                 <w:sz w:val="19"/>
               </w:rPr>
-              <w:t>本轮未做，方案与工作量见文末</w:t>
+              <w:t>本轮（第二轮）未做，方案与工作量见文末；</w:t>
+            </w:r>
+            <w:r>
+              <w:rPr>
+                <w:b/>
+                <w:sz w:val="19"/>
+              </w:rPr>
+              <w:t>落地情况见《改进说明_第三版》</w:t>
             </w:r>
           </w:p>
         </w:tc>
@@ -2324,6 +2331,97 @@
     </w:p>
     <w:p>
       <w:pPr>
+        <w:ind w:left="288"/>
+      </w:pPr>
+      <w:r>
+        <w:rPr>
+          <w:b/>
+          <w:i/>
+          <w:color w:val="556573"/>
+        </w:rPr>
+        <w:t>后续（第三轮）</w:t>
+      </w:r>
+      <w:r>
+        <w:rPr>
+          <w:i/>
+          <w:color w:val="556573"/>
+        </w:rPr>
+        <w:t>：这一条已经补上了。上面列的四项（团队/成员数据表、上传接口、</w:t>
+      </w:r>
+    </w:p>
+    <w:p>
+      <w:pPr>
+        <w:ind w:left="288"/>
+      </w:pPr>
+      <w:r>
+        <w:rPr>
+          <w:i/>
+          <w:color w:val="556573"/>
+        </w:rPr>
+        <w:t>团队技能覆盖视图、"谁能补/还缺谁"的缺口计算）全部落地，另外多做了一层</w:t>
+      </w:r>
+    </w:p>
+    <w:p>
+      <w:pPr>
+        <w:ind w:left="288"/>
+      </w:pPr>
+      <w:r>
+        <w:rPr>
+          <w:b/>
+          <w:i/>
+          <w:color w:val="556573"/>
+        </w:rPr>
+        <w:t>从简历语料学习技能表述</w:t>
+      </w:r>
+      <w:r>
+        <w:rPr>
+          <w:i/>
+          <w:color w:val="556573"/>
+        </w:rPr>
+        <w:t>——这才是意见里"学习"二字的落点。</w:t>
+      </w:r>
+    </w:p>
+    <w:p>
+      <w:pPr>
+        <w:ind w:left="288"/>
+      </w:pPr>
+      <w:r>
+        <w:rPr>
+          <w:i/>
+          <w:color w:val="556573"/>
+        </w:rPr>
+        <w:t>语料来源、四道护栏、留出集评测结果，以及</w:t>
+      </w:r>
+      <w:r>
+        <w:rPr>
+          <w:b/>
+          <w:i/>
+          <w:color w:val="556573"/>
+        </w:rPr>
+        <w:t>这个模块的边界与不足</w:t>
+      </w:r>
+      <w:r>
+        <w:rPr>
+          <w:i/>
+          <w:color w:val="556573"/>
+        </w:rPr>
+        <w:t>，</w:t>
+      </w:r>
+    </w:p>
+    <w:p>
+      <w:pPr>
+        <w:ind w:left="288"/>
+      </w:pPr>
+      <w:r>
+        <w:rPr>
+          <w:i/>
+          <w:color w:val="556573"/>
+        </w:rPr>
+        <w:t>见《改进说明_第三版》。本节文字保留为第二轮当时的如实记录，不作追改。</w:t>
+      </w:r>
+    </w:p>
+    <w:p>
+      <w:pPr>
         <w:pStyle w:val="Heading1"/>
       </w:pPr>
       <w:r>

--- a/docs/改进说明_第二版.docx
+++ b/docs/改进说明_第二版.docx
@@ -2023,7 +2023,7 @@
         <w:rPr>
           <w:b/>
         </w:rPr>
-        <w:t>采集 2570 → 查重后 2404 → 交叉验证确认 1159 / 单来源降级候选 3257 → 沉淀为 32 个岗位、3952 项技能</w:t>
+        <w:t>采集 2570 → 查重后 2404 → 交叉验证确认 1158 / 单来源降级候选 3258 → 沉淀为 32 个岗位、3952 项技能</w:t>
       </w:r>
       <w:r>
         <w:t>。</w:t>
@@ -2204,7 +2204,7 @@
         <w:rPr>
           <w:b/>
         </w:rPr>
-        <w:t>0.5513</w:t>
+        <w:t>0.5613</w:t>
       </w:r>
       <w:r>
         <w:t>。</w:t>
@@ -2520,7 +2520,7 @@
               <w:rPr>
                 <w:sz w:val="19"/>
               </w:rPr>
-              <w:t>（新兴 6；人工智能 14 / 大数据 6 / 智能系统 6 / 物联网 4 / 云计算与工程 2）</w:t>
+              <w:t>（新兴 6；人工智能 13 / 大数据 4 / 智能系统 6 / 物联网 5 / 云计算与工程 4）</w:t>
             </w:r>
           </w:p>
         </w:tc>
@@ -2655,13 +2655,13 @@
                 <w:b/>
                 <w:sz w:val="19"/>
               </w:rPr>
-              <w:t>1159</w:t>
+              <w:t>1158</w:t>
             </w:r>
             <w:r>
               <w:rPr>
                 <w:sz w:val="19"/>
               </w:rPr>
-              <w:t xml:space="preserve"> / 候选 3257 / 已淘汰 1231</w:t>
+              <w:t xml:space="preserve"> / 候选 3258 / 已淘汰 1231</w:t>
             </w:r>
           </w:p>
         </w:tc>
@@ -2700,7 +2700,7 @@
                 <w:b/>
                 <w:sz w:val="19"/>
               </w:rPr>
-              <w:t>7861 条，全部可回溯到具体原始 JD</w:t>
+              <w:t>7999 条，全部可回溯到具体原始 JD</w:t>
             </w:r>
             <w:r>
               <w:rPr>
@@ -2835,7 +2835,7 @@
                 <w:b/>
                 <w:sz w:val="19"/>
               </w:rPr>
-              <w:t>0.5513</w:t>
+              <w:t>0.5613</w:t>
             </w:r>
           </w:p>
         </w:tc>

--- a/docs/改进说明_第二版.docx
+++ b/docs/改进说明_第二版.docx
@@ -5,6 +5,7 @@
     <w:p>
       <w:pPr>
         <w:pStyle w:val="Title"/>
+        <w:keepNext/>
       </w:pPr>
       <w:r>
         <w:rPr>
@@ -22,46 +23,40 @@
           <w:i/>
           <w:color w:val="556573"/>
         </w:rPr>
-        <w:t>题目 XH-202621　|　在线系统 http://101.200.184.201:8200/</w:t>
+        <w:t>题目 XH-202621　|　在线系统 http://101.200.184.201:8200/ 对应老师第一版评审的 8 条意见。每条按「第一版是什么问题 → 改成了什么 → 怎么验证」写，除另有说明外，数字均为</w:t>
       </w:r>
-    </w:p>
-    <w:p>
-      <w:pPr>
-        <w:ind w:left="288"/>
-      </w:pPr>
+      <w:r>
+        <w:rPr>
+          <w:b/>
+          <w:i/>
+          <w:color w:val="556573"/>
+        </w:rPr>
+        <w:t>第二轮成文时的线上历史快照</w:t>
+      </w:r>
       <w:r>
         <w:rPr>
           <w:i/>
           <w:color w:val="556573"/>
         </w:rPr>
-        <w:t>对应老师第一版评审的 8 条意见。每条按「第一版是什么问题 → 改成了什么 → 怎么验证」写，</w:t>
-      </w:r>
-    </w:p>
-    <w:p>
-      <w:pPr>
-        <w:ind w:left="288"/>
-      </w:pPr>
-      <w:r>
-        <w:rPr>
-          <w:i/>
-          <w:color w:val="556573"/>
-        </w:rPr>
-        <w:t>数字均为当前线上真实口径，可逐条复核。</w:t>
+        <w:t>；当前生产口径以 R6 最终对账为准。</w:t>
       </w:r>
     </w:p>
     <w:p>
       <w:pPr>
         <w:pStyle w:val="Heading1"/>
+        <w:keepNext/>
       </w:pPr>
       <w:r>
+        <w:rPr/>
         <w:t>总览</w:t>
       </w:r>
     </w:p>
     <w:tbl>
       <w:tblPr>
         <w:tblStyle w:val="LightGrid-Accent1"/>
-        <w:tblW w:type="auto" w:w="0"/>
         <w:tblLook w:firstColumn="1" w:firstRow="1" w:lastColumn="0" w:lastRow="0" w:noHBand="0" w:noVBand="1" w:val="04A0"/>
+        <w:tblLayout w:type="autofit"/>
+        <w:tblW w:type="pct" w:w="5000"/>
       </w:tblPr>
       <w:tblGrid>
         <w:gridCol w:w="2160"/>
@@ -70,6 +65,10 @@
         <w:gridCol w:w="2160"/>
       </w:tblGrid>
       <w:tr>
+        <w:trPr>
+          <w:tblHeader w:val="true"/>
+          <w:cantSplit/>
+        </w:trPr>
         <w:tc>
           <w:tcPr>
             <w:tcW w:type="dxa" w:w="2160"/>
@@ -152,6 +151,9 @@
         </w:tc>
       </w:tr>
       <w:tr>
+        <w:trPr>
+          <w:cantSplit/>
+        </w:trPr>
         <w:tc>
           <w:tcPr>
             <w:tcW w:type="dxa" w:w="2160"/>
@@ -226,6 +228,9 @@
         </w:tc>
       </w:tr>
       <w:tr>
+        <w:trPr>
+          <w:cantSplit/>
+        </w:trPr>
         <w:tc>
           <w:tcPr>
             <w:tcW w:type="dxa" w:w="2160"/>
@@ -300,6 +305,9 @@
         </w:tc>
       </w:tr>
       <w:tr>
+        <w:trPr>
+          <w:cantSplit/>
+        </w:trPr>
         <w:tc>
           <w:tcPr>
             <w:tcW w:type="dxa" w:w="2160"/>
@@ -374,6 +382,9 @@
         </w:tc>
       </w:tr>
       <w:tr>
+        <w:trPr>
+          <w:cantSplit/>
+        </w:trPr>
         <w:tc>
           <w:tcPr>
             <w:tcW w:type="dxa" w:w="2160"/>
@@ -448,6 +459,9 @@
         </w:tc>
       </w:tr>
       <w:tr>
+        <w:trPr>
+          <w:cantSplit/>
+        </w:trPr>
         <w:tc>
           <w:tcPr>
             <w:tcW w:type="dxa" w:w="2160"/>
@@ -522,6 +536,9 @@
         </w:tc>
       </w:tr>
       <w:tr>
+        <w:trPr>
+          <w:cantSplit/>
+        </w:trPr>
         <w:tc>
           <w:tcPr>
             <w:tcW w:type="dxa" w:w="2160"/>
@@ -572,7 +589,7 @@
               <w:rPr>
                 <w:sz w:val="19"/>
               </w:rPr>
-              <w:t>✅</w:t>
+              <w:t>✅（第二轮快照）</w:t>
             </w:r>
           </w:p>
         </w:tc>
@@ -590,12 +607,15 @@
               <w:rPr>
                 <w:sz w:val="19"/>
               </w:rPr>
-              <w:t>32/32 岗位建有初/中/高三档画像，中→高晋升 diff 可查</w:t>
+              <w:t>第二轮成文时记录为 32/32 岗位建有初/中/高三档画像；R6 当前见第四节说明</w:t>
             </w:r>
           </w:p>
         </w:tc>
       </w:tr>
       <w:tr>
+        <w:trPr>
+          <w:cantSplit/>
+        </w:trPr>
         <w:tc>
           <w:tcPr>
             <w:tcW w:type="dxa" w:w="2160"/>
@@ -670,6 +690,9 @@
         </w:tc>
       </w:tr>
       <w:tr>
+        <w:trPr>
+          <w:cantSplit/>
+        </w:trPr>
         <w:tc>
           <w:tcPr>
             <w:tcW w:type="dxa" w:w="2160"/>
@@ -754,35 +777,34 @@
     <w:p>
       <w:pPr>
         <w:pStyle w:val="Heading1"/>
+        <w:keepNext/>
       </w:pPr>
       <w:r>
+        <w:rPr/>
         <w:t>一、本轮（第二轮）重点：意见 ⑤ 与 ⑦</w:t>
       </w:r>
     </w:p>
     <w:p>
       <w:r>
+        <w:rPr/>
         <w:t>这两条是上一轮改过、但老师复看后指出仍有问题的。本轮把它们查到根上。</w:t>
       </w:r>
     </w:p>
     <w:p>
       <w:pPr>
         <w:pStyle w:val="Heading2"/>
+        <w:keepNext/>
       </w:pPr>
       <w:r>
+        <w:rPr/>
         <w:t>意见⑤ —— 为什么那 6 个新兴岗位只有几个"大概念"</w:t>
       </w:r>
     </w:p>
     <w:p>
       <w:r>
-        <w:t>老师看到的现象是真的：具身智能工程师点进去只有 Python / C++ / 大语言模型 / ROS / PyTorch 五项，</w:t>
+        <w:rPr/>
+        <w:t xml:space="preserve">老师看到的现象是真的：具身智能工程师点进去只有 Python / C++ / 大语言模型 / ROS / PyTorch 五项，而同一个系统里 AI 产品经理有 14 项粗粒度能力、每项下面还挂十几个细分技能点。 </w:t>
       </w:r>
-    </w:p>
-    <w:p>
-      <w:r>
-        <w:t>而同一个系统里 AI 产品经理有 14 项粗粒度能力、每项下面还挂十几个细分技能点。</w:t>
-      </w:r>
-    </w:p>
-    <w:p>
       <w:r>
         <w:rPr>
           <w:b/>
@@ -790,11 +812,13 @@
         <w:t>同一个系统里两个岗位的颗粒度差了一个数量级</w:t>
       </w:r>
       <w:r>
+        <w:rPr/>
         <w:t>，这不正常。</w:t>
       </w:r>
     </w:p>
     <w:p>
       <w:r>
+        <w:rPr/>
         <w:t>查下去发现，原因不是数据不够，而是</w:t>
       </w:r>
       <w:r>
@@ -804,6 +828,7 @@
         <w:t>这 6 个岗位走的根本不是同一条建图路径</w:t>
       </w:r>
       <w:r>
+        <w:rPr/>
         <w:t>：</w:t>
       </w:r>
     </w:p>
@@ -812,6 +837,7 @@
         <w:pStyle w:val="ListBullet"/>
       </w:pPr>
       <w:r>
+        <w:rPr/>
         <w:t>它们由「联网检索证据 + 一次大模型定义」生成，</w:t>
       </w:r>
       <w:r>
@@ -821,6 +847,7 @@
         <w:t>完全不读 JD 语料</w:t>
       </w:r>
       <w:r>
+        <w:rPr/>
         <w:t>；</w:t>
       </w:r>
     </w:p>
@@ -829,6 +856,7 @@
         <w:pStyle w:val="ListBullet"/>
       </w:pPr>
       <w:r>
+        <w:rPr/>
         <w:t>这条路径的输出格式里</w:t>
       </w:r>
       <w:r>
@@ -838,12 +866,8 @@
         <w:t>没有"父技能"这个字段</w:t>
       </w:r>
       <w:r>
-        <w:t>，而系统正是靠这个字段建立两级技能树——</w:t>
-      </w:r>
-    </w:p>
-    <w:p>
-      <w:r>
-        <w:t xml:space="preserve">   没有它，生成的能力项在结构上</w:t>
+        <w:rPr/>
+        <w:t>，而系统正是靠这个字段建立两级技能树——没有它，生成的能力项在结构上</w:t>
       </w:r>
       <w:r>
         <w:rPr>
@@ -852,6 +876,7 @@
         <w:t>永远只能是粗粒度</w:t>
       </w:r>
       <w:r>
+        <w:rPr/>
         <w:t>，跟提示词写得好不好无关；</w:t>
       </w:r>
     </w:p>
@@ -860,6 +885,7 @@
         <w:pStyle w:val="ListBullet"/>
       </w:pPr>
       <w:r>
+        <w:rPr/>
         <w:t>更麻烦的是，这个脚本落库时是"先清空再重建"，即使先用真实语料建好过，再跑一次就被覆盖掉。</w:t>
       </w:r>
     </w:p>
@@ -871,24 +897,43 @@
         <w:t>改法</w:t>
       </w:r>
       <w:r>
-        <w:t>：这 6 个岗位的真实 JD 其实早就采集入库了（智能体 112 条、推理优化 89 条、</w:t>
+        <w:rPr/>
+        <w:t>：这 6 个岗位的真实 JD 其实早就采集入库了（智能体 112 条、推理优化 89 条、具身智能 39 条、数字孪生 23 条、生成式测试员 18 条、数字人 14 条，共 295 条），只是没被用上。本轮把它们改由主链路重建。结果：</w:t>
       </w:r>
     </w:p>
     <w:p>
+      <w:pPr>
+        <w:ind w:left="288"/>
+      </w:pPr>
       <w:r>
-        <w:t>具身智能 39 条、数字孪生 23 条、生成式测试员 18 条、数字人 14 条，共 295 条），</w:t>
+        <w:rPr>
+          <w:i/>
+          <w:color w:val="556573"/>
+        </w:rPr>
+        <w:t>下表为</w:t>
       </w:r>
-    </w:p>
-    <w:p>
       <w:r>
-        <w:t>只是没被用上。本轮把它们改由主链路重建。结果：</w:t>
+        <w:rPr>
+          <w:b/>
+          <w:i/>
+          <w:color w:val="556573"/>
+        </w:rPr>
+        <w:t>第二轮成文时</w:t>
+      </w:r>
+      <w:r>
+        <w:rPr>
+          <w:i/>
+          <w:color w:val="556573"/>
+        </w:rPr>
+        <w:t>的重建前后对照（历史快照），不是当前生产口径；R6 全库错挂证据摘除后，这 6 个岗位的能力项与候选数均已变化，当前值见第四节前的 R6 对照说明。</w:t>
       </w:r>
     </w:p>
     <w:tbl>
       <w:tblPr>
         <w:tblStyle w:val="LightGrid-Accent1"/>
-        <w:tblW w:type="auto" w:w="0"/>
         <w:tblLook w:firstColumn="1" w:firstRow="1" w:lastColumn="0" w:lastRow="0" w:noHBand="0" w:noVBand="1" w:val="04A0"/>
+        <w:tblLayout w:type="autofit"/>
+        <w:tblW w:type="pct" w:w="5000"/>
       </w:tblPr>
       <w:tblGrid>
         <w:gridCol w:w="2160"/>
@@ -897,6 +942,10 @@
         <w:gridCol w:w="2160"/>
       </w:tblGrid>
       <w:tr>
+        <w:trPr>
+          <w:tblHeader w:val="true"/>
+          <w:cantSplit/>
+        </w:trPr>
         <w:tc>
           <w:tcPr>
             <w:tcW w:type="dxa" w:w="2160"/>
@@ -913,7 +962,7 @@
                 <w:b/>
                 <w:sz w:val="19"/>
               </w:rPr>
-              <w:t>岗位</w:t>
+              <w:t>岗位（第二轮快照）</w:t>
             </w:r>
           </w:p>
         </w:tc>
@@ -933,7 +982,7 @@
                 <w:b/>
                 <w:sz w:val="19"/>
               </w:rPr>
-              <w:t>粗粒度必备能力</w:t>
+              <w:t>粗粒度必备能力 重建前→后</w:t>
             </w:r>
           </w:p>
         </w:tc>
@@ -953,7 +1002,7 @@
                 <w:b/>
                 <w:sz w:val="19"/>
               </w:rPr>
-              <w:t>已交叉验证的技能点</w:t>
+              <w:t>已交叉验证技能点 重建前→后</w:t>
             </w:r>
           </w:p>
         </w:tc>
@@ -979,6 +1028,9 @@
         </w:tc>
       </w:tr>
       <w:tr>
+        <w:trPr>
+          <w:cantSplit/>
+        </w:trPr>
         <w:tc>
           <w:tcPr>
             <w:tcW w:type="dxa" w:w="2160"/>
@@ -1067,6 +1119,9 @@
         </w:tc>
       </w:tr>
       <w:tr>
+        <w:trPr>
+          <w:cantSplit/>
+        </w:trPr>
         <w:tc>
           <w:tcPr>
             <w:tcW w:type="dxa" w:w="2160"/>
@@ -1155,6 +1210,9 @@
         </w:tc>
       </w:tr>
       <w:tr>
+        <w:trPr>
+          <w:cantSplit/>
+        </w:trPr>
         <w:tc>
           <w:tcPr>
             <w:tcW w:type="dxa" w:w="2160"/>
@@ -1243,6 +1301,9 @@
         </w:tc>
       </w:tr>
       <w:tr>
+        <w:trPr>
+          <w:cantSplit/>
+        </w:trPr>
         <w:tc>
           <w:tcPr>
             <w:tcW w:type="dxa" w:w="2160"/>
@@ -1324,6 +1385,9 @@
         </w:tc>
       </w:tr>
       <w:tr>
+        <w:trPr>
+          <w:cantSplit/>
+        </w:trPr>
         <w:tc>
           <w:tcPr>
             <w:tcW w:type="dxa" w:w="2160"/>
@@ -1398,6 +1462,9 @@
         </w:tc>
       </w:tr>
       <w:tr>
+        <w:trPr>
+          <w:cantSplit/>
+        </w:trPr>
         <w:tc>
           <w:tcPr>
             <w:tcW w:type="dxa" w:w="2160"/>
@@ -1474,22 +1541,18 @@
     </w:tbl>
     <w:p>
       <w:r>
-        <w:t>具身智能工程师现在是 18 项粗粒度能力，其中「具身智能」下面挂着</w:t>
+        <w:rPr/>
+        <w:t xml:space="preserve">具身智能工程师现在是 18 项粗粒度能力，其中「具身智能」下面挂着模仿学习 / VLA视觉语言动作模型 / MuJoCo仿真 / 机械臂操作，「ROS」下面挂着 ROS2开发 / Gazebo仿真 / DDS / Cyber RT——这些词全部来自真实招聘 JD 原文；第二轮当时采用的是多来源表述，R6 已将 JD 口径明确为 </w:t>
       </w:r>
-    </w:p>
-    <w:p>
       <w:r>
-        <w:t>模仿学习 / VLA视觉语言动作模型 / MuJoCo仿真 / 机械臂操作，</w:t>
+        <w:rPr>
+          <w:b/>
+        </w:rPr>
+        <w:t>≥2 个独立雇主实体支持（同雇主跨平台去重）</w:t>
       </w:r>
-    </w:p>
-    <w:p>
       <w:r>
-        <w:t>「ROS」下面挂着 ROS2开发 / Gazebo仿真 / DDS / Cyber RT——</w:t>
-      </w:r>
-    </w:p>
-    <w:p>
-      <w:r>
-        <w:t>这些词全部来自真实招聘 JD 原文，且都通过了「≥2 个独立来源交叉验证」这道闸。</w:t>
+        <w:rPr/>
+        <w:t>。</w:t>
       </w:r>
     </w:p>
     <w:p>
@@ -1500,6 +1563,7 @@
         <w:t>两点必须如实说明</w:t>
       </w:r>
       <w:r>
+        <w:rPr/>
         <w:t>：</w:t>
       </w:r>
     </w:p>
@@ -1513,20 +1577,9 @@
         </w:rPr>
         <w:t>数字孪生工程技术人员（5 项）和人工智能数字人训练师（4 项）仍然偏薄。</w:t>
       </w:r>
-    </w:p>
-    <w:p>
       <w:r>
-        <w:t xml:space="preserve">  我们为它们单独做了一轮定向采集，把检索词从「数字孪生」「数字人」扩到</w:t>
-      </w:r>
-    </w:p>
-    <w:p>
-      <w:r>
-        <w:t xml:space="preserve">  仿真建模 / 三维建模 / BIM / 语音合成 / 动作捕捉，采了 194 条、入库 47 条。</w:t>
-      </w:r>
-    </w:p>
-    <w:p>
-      <w:r>
-        <w:t xml:space="preserve">  </w:t>
+        <w:rPr/>
+        <w:t xml:space="preserve"> 我们为它们单独做了一轮定向采集，把检索词从「数字孪生」「数字人」扩到仿真建模 / 三维建模 / BIM / 语音合成 / 动作捕捉，采了 194 条、入库 47 条。 </w:t>
       </w:r>
       <w:r>
         <w:rPr>
@@ -1535,37 +1588,8 @@
         <w:t>逐条核对后发现扩错了</w:t>
       </w:r>
       <w:r>
-        <w:t>：数字孪生新增的 31 条里标题命中 0 条，实际召回的是</w:t>
-      </w:r>
-    </w:p>
-    <w:p>
-      <w:r>
-        <w:t xml:space="preserve">  BIM 土建工程师、机械设计（CAE 仿真方向）、碳化硅功率芯片这些传统机械电力岗；</w:t>
-      </w:r>
-    </w:p>
-    <w:p>
-      <w:r>
-        <w:t xml:space="preserve">  数字人那批多数是「语音大模型算法研究员」——语音合成是数字人的组件技术，</w:t>
-      </w:r>
-    </w:p>
-    <w:p>
-      <w:r>
-        <w:t xml:space="preserve">  但和人社部定义的「数字人训练师」（数据标注、语料整理、交互训练）不是一个岗位。</w:t>
-      </w:r>
-    </w:p>
-    <w:p>
-      <w:r>
-        <w:t xml:space="preserve">  最后只保留了 1 条真正对口的，其余 46 条摘出了这两个岗位簇。</w:t>
-      </w:r>
-    </w:p>
-    <w:p>
-      <w:r>
-        <w:t xml:space="preserve">  这两个岗位是 2026-07 和 2024-08 才公示的新职业，市场 JD 供给本身就少。</w:t>
-      </w:r>
-    </w:p>
-    <w:p>
-      <w:r>
-        <w:t xml:space="preserve">  </w:t>
+        <w:rPr/>
+        <w:t xml:space="preserve">：数字孪生新增的 31 条里标题命中 0 条，实际召回的是 BIM 土建工程师、机械设计（CAE 仿真方向）、碳化硅功率芯片这些传统机械电力岗；数字人那批多数是「语音大模型算法研究员」——语音合成是数字人的组件技术，但和人社部定义的「数字人训练师」（数据标注、语料整理、交互训练）不是一个岗位。最后只保留了 1 条真正对口的，其余 46 条摘出了这两个岗位簇。这两个岗位是 2026-07 和 2024-08 才公示的新职业，市场 JD 供给本身就少。 </w:t>
       </w:r>
       <w:r>
         <w:rPr>
@@ -1574,6 +1598,7 @@
         <w:t>我们宁可承认样本薄，也不靠放宽检索词把邻近岗位混进来凑数</w:t>
       </w:r>
       <w:r>
+        <w:rPr/>
         <w:t>——那只会让能力画像失真。</w:t>
       </w:r>
     </w:p>
@@ -1588,6 +1613,7 @@
         <w:t>这 6 个岗位的置信度是下降的</w:t>
       </w:r>
       <w:r>
+        <w:rPr/>
         <w:t xml:space="preserve">，从 0.77–1.00 降到 0.53–0.59，其中数字孪生原来是 </w:t>
       </w:r>
       <w:r>
@@ -1597,39 +1623,29 @@
         <w:t>1.000</w:t>
       </w:r>
       <w:r>
-        <w:t>。</w:t>
+        <w:rPr/>
+        <w:t xml:space="preserve">。原因是上一版它们的置信度由「联网检索命中数」打分，本轮改与其他岗位走同一条 JD 交叉验证链。公式、五因子权重、阈值本轮一个都没改（26 个既有岗位均值 0.5483 全程未动，正是旁证）。 </w:t>
       </w:r>
-    </w:p>
-    <w:p>
       <w:r>
-        <w:t xml:space="preserve">  原因是上一版它们的置信度由「联网检索命中数」打分，本轮改与其他岗位走同一条 JD 交叉验证链。</w:t>
-      </w:r>
-    </w:p>
-    <w:p>
-      <w:r>
-        <w:t xml:space="preserve">  公式、五因子权重、阈值本轮一个都没改（26 个既有岗位均值 0.5483 全程未动，正是旁证）。</w:t>
-      </w:r>
-    </w:p>
-    <w:p>
-      <w:r>
-        <w:t xml:space="preserve">  **一个岗位在能力图谱里拿到 1.000 的置信度，本身就是应该被怀疑的信号；</w:t>
-      </w:r>
-    </w:p>
-    <w:p>
-      <w:r>
-        <w:t xml:space="preserve">  我们宁可要一个可解释的 0.55，也不要一个不可解释的 1.00。**</w:t>
+        <w:rPr>
+          <w:b/>
+        </w:rPr>
+        <w:t>一个岗位在能力图谱里拿到 1.000 的置信度，本身就是应该被怀疑的信号；我们宁可要一个可解释的 0.55，也不要一个不可解释的 1.00。</w:t>
       </w:r>
     </w:p>
     <w:p>
       <w:pPr>
         <w:pStyle w:val="Heading2"/>
+        <w:keepNext/>
       </w:pPr>
       <w:r>
+        <w:rPr/>
         <w:t>意见⑦ —— 演化历史与溯源证据</w:t>
       </w:r>
     </w:p>
     <w:p>
       <w:r>
+        <w:rPr/>
         <w:t>排查结论是：</w:t>
       </w:r>
       <w:r>
@@ -1639,14 +1655,16 @@
         <w:t>功能都在，坏在三处"数据是对的、页面没说清楚"</w:t>
       </w:r>
       <w:r>
+        <w:rPr/>
         <w:t>。</w:t>
       </w:r>
     </w:p>
     <w:tbl>
       <w:tblPr>
         <w:tblStyle w:val="LightGrid-Accent1"/>
-        <w:tblW w:type="auto" w:w="0"/>
         <w:tblLook w:firstColumn="1" w:firstRow="1" w:lastColumn="0" w:lastRow="0" w:noHBand="0" w:noVBand="1" w:val="04A0"/>
+        <w:tblLayout w:type="autofit"/>
+        <w:tblW w:type="pct" w:w="5000"/>
       </w:tblPr>
       <w:tblGrid>
         <w:gridCol w:w="2880"/>
@@ -1654,6 +1672,10 @@
         <w:gridCol w:w="2880"/>
       </w:tblGrid>
       <w:tr>
+        <w:trPr>
+          <w:tblHeader w:val="true"/>
+          <w:cantSplit/>
+        </w:trPr>
         <w:tc>
           <w:tcPr>
             <w:tcW w:type="dxa" w:w="2880"/>
@@ -1716,6 +1738,9 @@
         </w:tc>
       </w:tr>
       <w:tr>
+        <w:trPr>
+          <w:cantSplit/>
+        </w:trPr>
         <w:tc>
           <w:tcPr>
             <w:tcW w:type="dxa" w:w="2880"/>
@@ -1779,6 +1804,9 @@
         </w:tc>
       </w:tr>
       <w:tr>
+        <w:trPr>
+          <w:cantSplit/>
+        </w:trPr>
         <w:tc>
           <w:tcPr>
             <w:tcW w:type="dxa" w:w="2880"/>
@@ -1842,6 +1870,9 @@
         </w:tc>
       </w:tr>
       <w:tr>
+        <w:trPr>
+          <w:cantSplit/>
+        </w:trPr>
         <w:tc>
           <w:tcPr>
             <w:tcW w:type="dxa" w:w="2880"/>
@@ -1913,15 +1944,9 @@
     </w:tbl>
     <w:p>
       <w:r>
-        <w:t>第三条我们做过一个取舍，想请老师评判：技术上完全可以让这 6 个岗位"有"演化历史——</w:t>
+        <w:rPr/>
+        <w:t xml:space="preserve">第三条我们做过一个取舍，想请老师评判：技术上完全可以让这 6 个岗位"有"演化历史——保留权威文件定义的 v1，再用 2026 年真实 JD 跑一轮得到 v2，差异就是「政策定义 vs 市场实际」。 </w:t>
       </w:r>
-    </w:p>
-    <w:p>
-      <w:r>
-        <w:t>保留权威文件定义的 v1，再用 2026 年真实 JD 跑一轮得到 v2，差异就是「政策定义 vs 市场实际」。</w:t>
-      </w:r>
-    </w:p>
-    <w:p>
       <w:r>
         <w:rPr>
           <w:b/>
@@ -1929,40 +1954,18 @@
         <w:t>我们模拟跑过，然后否决了</w:t>
       </w:r>
       <w:r>
-        <w:t>：这样会写出事实错误的淘汰记录——</w:t>
+        <w:rPr/>
+        <w:t xml:space="preserve">：这样会写出事实错误的淘汰记录——「分布式推理」会被判定从大模型推理优化工程师岗位"需求消退"，「仿真计算」「可视化开发」会被判定从数字孪生岗位退场。这些词本来就是大模型从检索摘要里造出来的、从未在市场数据中出现过，把它们标成"退场"等于断言一段不存在的市场轨迹。 </w:t>
       </w:r>
-    </w:p>
-    <w:p>
-      <w:r>
-        <w:t>「分布式推理」会被判定从大模型推理优化工程师岗位"需求消退"，</w:t>
-      </w:r>
-    </w:p>
-    <w:p>
-      <w:r>
-        <w:t>「仿真计算」「可视化开发」会被判定从数字孪生岗位退场。</w:t>
-      </w:r>
-    </w:p>
-    <w:p>
-      <w:r>
-        <w:t>这些词本来就是大模型从检索摘要里造出来的、从未在市场数据中出现过，</w:t>
-      </w:r>
-    </w:p>
-    <w:p>
-      <w:r>
-        <w:t>把它们标成"退场"等于断言一段不存在的市场轨迹。</w:t>
-      </w:r>
-    </w:p>
-    <w:p>
       <w:r>
         <w:rPr>
           <w:b/>
         </w:rPr>
         <w:t>对一个以反幻觉为卖点的系统，审计日志里的假记录比页面上少几项能力严重得多。</w:t>
       </w:r>
-    </w:p>
-    <w:p>
       <w:r>
-        <w:t>所以改成把"历史语料里检索不到"这个真实事实讲出来——它本身就是"新岗位涌现"最硬的证据。</w:t>
+        <w:rPr/>
+        <w:t xml:space="preserve"> 所以改成把"历史语料里检索不到"这个真实事实讲出来——它本身就是"新岗位涌现"最硬的证据。</w:t>
       </w:r>
     </w:p>
     <w:p>
@@ -1973,34 +1976,17 @@
         <w:t>另外顺手修了一处老师没提、但更要命的自相矛盾</w:t>
       </w:r>
       <w:r>
-        <w:t>：Java 开发工程师的 23 项已淘汰能力</w:t>
-      </w:r>
-    </w:p>
-    <w:p>
-      <w:r>
-        <w:t>（Struts、Hibernate、SpringMVC、Memcached…）此前以正常颜色的「细分技能点」标签</w:t>
-      </w:r>
-    </w:p>
-    <w:p>
-      <w:r>
-        <w:t>渲染在能力画像上，和现行技能长得一模一样。老师在「演化历史」里看到「🔴 淘汰 Hibernate」，</w:t>
-      </w:r>
-    </w:p>
-    <w:p>
-      <w:r>
-        <w:t>退回「能力画像」又看到 Hibernate 挂在 Spring 下面——两个页面互相打脸，</w:t>
-      </w:r>
-    </w:p>
-    <w:p>
-      <w:r>
-        <w:t>而演化叙事恰恰是本作品的核心论据。现在改成独立的「已淘汰 N 项」折叠区 + 删除线。</w:t>
+        <w:rPr/>
+        <w:t>：Java 开发工程师的 23 项已淘汰能力（Struts、Hibernate、SpringMVC、Memcached…）此前以正常颜色的「细分技能点」标签渲染在能力画像上，和现行技能长得一模一样。老师在「演化历史」里看到「🔴 淘汰 Hibernate」，退回「能力画像」又看到 Hibernate 挂在 Spring 下面——两个页面互相打脸，而演化叙事恰恰是本作品的核心论据。现在改成独立的「已淘汰 N 项」折叠区 + 删除线。</w:t>
       </w:r>
     </w:p>
     <w:p>
       <w:pPr>
         <w:pStyle w:val="Heading1"/>
+        <w:keepNext/>
       </w:pPr>
       <w:r>
+        <w:rPr/>
         <w:t>二、前一轮已完成的整改（意见 ①②③④⑥）</w:t>
       </w:r>
     </w:p>
@@ -2012,12 +1998,8 @@
         <w:t>① 闭环</w:t>
       </w:r>
       <w:r>
-        <w:t>：全流程做成 采集 → 清洗 → 大模型抽取 → 反幻觉交叉验证 → 图谱与演化 → 人岗匹配 → 人工反馈回流。</w:t>
-      </w:r>
-    </w:p>
-    <w:p>
-      <w:r>
-        <w:t>首页可见真实漏斗：</w:t>
+        <w:rPr/>
+        <w:t>：全流程做成 采集 → 清洗 → 大模型抽取 → 反幻觉交叉验证 → 图谱与演化 → 人岗匹配 → 人工反馈回流。第二轮成文时首页记录的漏斗为：</w:t>
       </w:r>
       <w:r>
         <w:rPr>
@@ -2026,12 +2008,8 @@
         <w:t>采集 2570 → 查重后 2404 → 交叉验证确认 1158 / 单来源降级候选 3258 → 沉淀为 32 个岗位、3952 项技能</w:t>
       </w:r>
       <w:r>
-        <w:t>。</w:t>
-      </w:r>
-    </w:p>
-    <w:p>
-      <w:r>
-        <w:t>应用层的人工优化会写回演化记录，闭环两端真正接上。</w:t>
+        <w:rPr/>
+        <w:t>。该句保留为第二轮历史快照；R6 当前关系为 active 812 / candidate 3604 / deprecated 1231。应用层的人工优化会写回演化记录，闭环两端真正接上。</w:t>
       </w:r>
     </w:p>
     <w:p>
@@ -2042,6 +2020,7 @@
         <w:t>② 数据源</w:t>
       </w:r>
       <w:r>
+        <w:rPr/>
         <w:t>：第一版用的是模板合成的假 JD（假公司名 + example.com），本轮</w:t>
       </w:r>
       <w:r>
@@ -2051,17 +2030,8 @@
         <w:t>全部退出生产图谱</w:t>
       </w:r>
       <w:r>
-        <w:t>，</w:t>
-      </w:r>
-    </w:p>
-    <w:p>
-      <w:r>
-        <w:t>只保留为对抗测试夹具（专门注入抄袭、能力通胀样本来验证清洗算法）。</w:t>
-      </w:r>
-    </w:p>
-    <w:p>
-      <w:r>
-        <w:t xml:space="preserve">生产图谱改由 </w:t>
+        <w:rPr/>
+        <w:t xml:space="preserve">，只保留为对抗测试夹具（专门注入抄袭、能力通胀样本来验证清洗算法）。生产图谱改由 </w:t>
       </w:r>
       <w:r>
         <w:rPr>
@@ -2070,37 +2040,18 @@
         <w:t>2570 条真实 JD</w:t>
       </w:r>
       <w:r>
-        <w:t xml:space="preserve"> 构建，来自 6 个平台：飞书招聘 SaaS 企业官网 774、国聘网 671、</w:t>
+        <w:rPr/>
+        <w:t xml:space="preserve"> 构建，来自 6 个平台：飞书招聘 SaaS 企业官网 774、国聘网 671、 2018 年公开数据集 300、2024 年公开数据集 300、腾讯招聘 272、网易招聘 253。采集全程有护栏（逐站检查 robots.txt、单站 ≥4 秒控频、不带任何登录态、不采个人信息），原始留存 + 采集台账逐条可查。</w:t>
       </w:r>
-    </w:p>
-    <w:p>
       <w:r>
-        <w:t>2018 年公开数据集 300、2024 年公开数据集 300、腾讯招聘 272、网易招聘 253。</w:t>
+        <w:rPr>
+          <w:b/>
+        </w:rPr>
+        <w:t>39 个候选数据源逐一实测后，所有聚合类招聘平台（BOSS直聘/智联/猎聘/拉勾/牛客/前程无忧/实习僧）一条数据都没采</w:t>
       </w:r>
-    </w:p>
-    <w:p>
       <w:r>
-        <w:t>采集全程有护栏（逐站检查 robots.txt、单站 ≥4 秒控频、不带任何登录态、不采个人信息），</w:t>
-      </w:r>
-    </w:p>
-    <w:p>
-      <w:r>
-        <w:t>原始留存 + 采集台账逐条可查。**39 个候选数据源逐一实测后，所有聚合类招聘平台</w:t>
-      </w:r>
-    </w:p>
-    <w:p>
-      <w:r>
-        <w:t>（BOSS直聘/智联/猎聘/拉勾/牛客/前程无忧/实习僧）一条数据都没采**——</w:t>
-      </w:r>
-    </w:p>
-    <w:p>
-      <w:r>
-        <w:t>原因分别是 robots 明确禁止、需过人机校验、需复现反爬签名、字体加密等，</w:t>
-      </w:r>
-    </w:p>
-    <w:p>
-      <w:r>
-        <w:t>我们选择不碰，逐条实测记录在《数据源实测报告》里。</w:t>
+        <w:rPr/>
+        <w:t>——原因分别是 robots 明确禁止、需过人机校验、需复现反爬签名、字体加密等，我们选择不碰，逐条实测记录在《数据源实测报告》里。</w:t>
       </w:r>
     </w:p>
     <w:p>
@@ -2111,6 +2062,7 @@
         <w:t>③ 新兴岗位判据</w:t>
       </w:r>
       <w:r>
+        <w:rPr/>
         <w:t>：形式化为两类——</w:t>
       </w:r>
       <w:r>
@@ -2120,10 +2072,9 @@
         <w:t>新出现型</w:t>
       </w:r>
       <w:r>
-        <w:t>（近两年首次规模化出现）与</w:t>
+        <w:rPr/>
+        <w:t xml:space="preserve">（近两年首次规模化出现）与 </w:t>
       </w:r>
-    </w:p>
-    <w:p>
       <w:r>
         <w:rPr>
           <w:b/>
@@ -2131,32 +2082,8 @@
         <w:t>复兴型</w:t>
       </w:r>
       <w:r>
-        <w:t>（曾出现→沉寂→重新兴起，如人工智能数字人训练师）。</w:t>
-      </w:r>
-    </w:p>
-    <w:p>
-      <w:r>
-        <w:t>6 个岗位每个都有权威佐证并归档原文快照：人社部 2026-07-02 公示（智能体开发员、</w:t>
-      </w:r>
-    </w:p>
-    <w:p>
-      <w:r>
-        <w:t>具身智能机器人应用技术员、数字孪生工程技术人员）、2025-07-22 第七批新职业</w:t>
-      </w:r>
-    </w:p>
-    <w:p>
-      <w:r>
-        <w:t>（生成式人工智能系统测试员）、2024-08 增设工种（人工智能数字人训练师），</w:t>
-      </w:r>
-    </w:p>
-    <w:p>
-      <w:r>
-        <w:t>以及脉脉、翰德等机构报告。反过来，曾经很火的「提示词工程师」被系统降级为常规岗位</w:t>
-      </w:r>
-    </w:p>
-    <w:p>
-      <w:r>
-        <w:t>并记录演化叙事——系统对岗位的"兴起 / 回落 / 复兴"具备双向识别能力。</w:t>
+        <w:rPr/>
+        <w:t>（曾出现→沉寂→重新兴起，如人工智能数字人训练师）。 6 个岗位每个都有权威佐证并归档原文快照：人社部 2026-07-02 公示（智能体开发员、具身智能机器人应用技术员、数字孪生工程技术人员）、2025-07-22 第七批新职业（生成式人工智能系统测试员）、2024-08 增设工种（人工智能数字人训练师），以及脉脉、翰德等机构报告。反过来，曾经很火的「提示词工程师」被系统降级为常规岗位并记录演化叙事——系统对岗位的"兴起 / 回落 / 复兴"具备双向识别能力。</w:t>
       </w:r>
     </w:p>
     <w:p>
@@ -2167,6 +2094,7 @@
         <w:t>④ 置信度</w:t>
       </w:r>
       <w:r>
+        <w:rPr/>
         <w:t>：统一为一条线性加权公式，全系统只有一处实现：</w:t>
       </w:r>
     </w:p>
@@ -2184,6 +2112,7 @@
     </w:p>
     <w:p>
       <w:r>
+        <w:rPr/>
         <w:t>五个因子逐项落库，</w:t>
       </w:r>
       <w:r>
@@ -2193,12 +2122,8 @@
         <w:t>前端点任意置信度徽章即可看到这一项是怎么算出来的</w:t>
       </w:r>
       <w:r>
-        <w:t>。</w:t>
-      </w:r>
-    </w:p>
-    <w:p>
-      <w:r>
-        <w:t xml:space="preserve">全库均值当前 </w:t>
+        <w:rPr/>
+        <w:t xml:space="preserve">。第二轮成文时的全库均值（历史快照）为 </w:t>
       </w:r>
       <w:r>
         <w:rPr>
@@ -2207,7 +2132,8 @@
         <w:t>0.5613</w:t>
       </w:r>
       <w:r>
-        <w:t>。</w:t>
+        <w:rPr/>
+        <w:t>；该值不代表 R6 当前生产库。</w:t>
       </w:r>
     </w:p>
     <w:p>
@@ -2218,22 +2144,8 @@
         <w:t>⑥ 级别演化</w:t>
       </w:r>
       <w:r>
-        <w:t>：真实 JD 入库时按标题（高级/资深/初级）与经验年限推断级别，</w:t>
-      </w:r>
-    </w:p>
-    <w:p>
-      <w:r>
-        <w:t>分桶后各自跑同一套交叉验证，得到初/中/高三档画像；"中级→高级怎么演化"就是两档画像的差异计算，</w:t>
-      </w:r>
-    </w:p>
-    <w:p>
-      <w:r>
-        <w:t>输出"晋升需新增掌握 X""Y 的权重要求从 45% 提到 72%"这类结论。</w:t>
-      </w:r>
-    </w:p>
-    <w:p>
-      <w:r>
-        <w:t xml:space="preserve">当前 </w:t>
+        <w:rPr/>
+        <w:t xml:space="preserve">：真实 JD 入库时按标题（高级/资深/初级）与经验年限推断级别，分桶后各自跑同一套交叉验证，得到初/中/高三档画像；"中级→高级怎么演化"就是两档画像的差异计算，输出"晋升需新增掌握 X""Y 的权重要求从 45% 提到 72%"这类结论。第二轮成文时记录为 </w:t>
       </w:r>
       <w:r>
         <w:rPr>
@@ -2242,15 +2154,9 @@
         <w:t>32 个岗位全部建有三档画像，共 1076 条分级能力记录</w:t>
       </w:r>
       <w:r>
-        <w:t>（上一版 29 个 / 916 条）。</w:t>
+        <w:rPr/>
+        <w:t xml:space="preserve">（上一版 29 个 / 916 条）。这是历史快照，不代表 R6 当前生产状态。这里也修过一个硬伤：分级画像原先是按级别桶独立重跑聚合，导致画像里出现岗位能力集里根本没有的技能， </w:t>
       </w:r>
-    </w:p>
-    <w:p>
-      <w:r>
-        <w:t>这里也修过一个硬伤：分级画像原先是按级别桶独立重跑聚合，导致画像里出现岗位能力集里根本没有的技能，</w:t>
-      </w:r>
-    </w:p>
-    <w:p>
       <w:r>
         <w:rPr>
           <w:b/>
@@ -2258,10 +2164,9 @@
         <w:t>越界率 45.5%</w:t>
       </w:r>
       <w:r>
-        <w:t>（岗位页显示 7 项能力、级别页却列出 88 项）；改为与岗位能力集取交集后，</w:t>
+        <w:rPr/>
+        <w:t xml:space="preserve">（岗位页显示 7 项能力、级别页却列出 88 项）；改为与岗位能力集取交集后， </w:t>
       </w:r>
-    </w:p>
-    <w:p>
       <w:r>
         <w:rPr>
           <w:b/>
@@ -2269,19 +2174,23 @@
         <w:t>越界率 0.0%</w:t>
       </w:r>
       <w:r>
+        <w:rPr/>
         <w:t>。</w:t>
       </w:r>
     </w:p>
     <w:p>
       <w:pPr>
         <w:pStyle w:val="Heading1"/>
+        <w:keepNext/>
       </w:pPr>
       <w:r>
+        <w:rPr/>
         <w:t>三、意见⑧ 团队成员简历读取学习（本轮未实现）</w:t>
       </w:r>
     </w:p>
     <w:p>
       <w:r>
+        <w:rPr/>
         <w:t>如实说明：</w:t>
       </w:r>
       <w:r>
@@ -2291,42 +2200,14 @@
         <w:t>这一条本轮没有做。</w:t>
       </w:r>
       <w:r>
-        <w:t xml:space="preserve"> 现状是简历功能只支持单份上传、即时匹配、</w:t>
+        <w:rPr/>
+        <w:t xml:space="preserve"> 现状是简历功能只支持单份上传、即时匹配、解析结果脱敏后落库但从不回读，没有任何"团队"概念。</w:t>
       </w:r>
     </w:p>
     <w:p>
       <w:r>
-        <w:t>解析结果脱敏后落库但从不回读，没有任何"团队"概念。</w:t>
-      </w:r>
-    </w:p>
-    <w:p>
-      <w:r>
-        <w:t>要做成"读取学习团队成员简历"，需要新增：团队/成员的数据表、批量上传接口、</w:t>
-      </w:r>
-    </w:p>
-    <w:p>
-      <w:r>
-        <w:t>团队技能覆盖视图，以及"团队对某个目标岗位的能力缺口（谁能补、还缺谁）"的计算。</w:t>
-      </w:r>
-    </w:p>
-    <w:p>
-      <w:r>
-        <w:t>这会把系统的落脚点从"个人求职"扩展到"团队盘点"，与赛题的人岗匹配主线是一致的，</w:t>
-      </w:r>
-    </w:p>
-    <w:p>
-      <w:r>
-        <w:t>但属于一个新模块而非现有功能的修补。我们的判断是：在答辩前有限的时间里，</w:t>
-      </w:r>
-    </w:p>
-    <w:p>
-      <w:r>
-        <w:t>把①-⑦做扎实、每个数字都站得住，比多铺一个模块更重要。若老师认为这一条必须补上，</w:t>
-      </w:r>
-    </w:p>
-    <w:p>
-      <w:r>
-        <w:t>我们可以优先安排。</w:t>
+        <w:rPr/>
+        <w:t>要做成"读取学习团队成员简历"，需要新增：团队/成员的数据表、批量上传接口、团队技能覆盖视图，以及"团队对某个目标岗位的能力缺口（谁能补、还缺谁）"的计算。这会把系统的落脚点从"个人求职"扩展到"团队盘点"，与赛题的人岗匹配主线是一致的，但属于一个新模块而非现有功能的修补。我们的判断是：在答辩前有限的时间里，把①-⑦做扎实、每个数字都站得住，比多铺一个模块更重要。若老师认为这一条必须补上，我们可以优先安排。</w:t>
       </w:r>
     </w:p>
     <w:p>
@@ -2346,25 +2227,8 @@
           <w:i/>
           <w:color w:val="556573"/>
         </w:rPr>
-        <w:t>：这一条已经补上了。上面列的四项（团队/成员数据表、上传接口、</w:t>
+        <w:t xml:space="preserve">：这一条已经补上了。上面列的四项（团队/成员数据表、上传接口、团队技能覆盖视图、"谁能补/还缺谁"的缺口计算）全部落地，另外多做了一层 </w:t>
       </w:r>
-    </w:p>
-    <w:p>
-      <w:pPr>
-        <w:ind w:left="288"/>
-      </w:pPr>
-      <w:r>
-        <w:rPr>
-          <w:i/>
-          <w:color w:val="556573"/>
-        </w:rPr>
-        <w:t>团队技能覆盖视图、"谁能补/还缺谁"的缺口计算）全部落地，另外多做了一层</w:t>
-      </w:r>
-    </w:p>
-    <w:p>
-      <w:pPr>
-        <w:ind w:left="288"/>
-      </w:pPr>
       <w:r>
         <w:rPr>
           <w:b/>
@@ -2378,19 +2242,7 @@
           <w:i/>
           <w:color w:val="556573"/>
         </w:rPr>
-        <w:t>——这才是意见里"学习"二字的落点。</w:t>
-      </w:r>
-    </w:p>
-    <w:p>
-      <w:pPr>
-        <w:ind w:left="288"/>
-      </w:pPr>
-      <w:r>
-        <w:rPr>
-          <w:i/>
-          <w:color w:val="556573"/>
-        </w:rPr>
-        <w:t>语料来源、四道护栏、留出集评测结果，以及</w:t>
+        <w:t>——这才是意见里"学习"二字的落点。语料来源、四道护栏、留出集评测结果，以及</w:t>
       </w:r>
       <w:r>
         <w:rPr>
@@ -2405,40 +2257,91 @@
           <w:i/>
           <w:color w:val="556573"/>
         </w:rPr>
-        <w:t>，</w:t>
-      </w:r>
-    </w:p>
-    <w:p>
-      <w:pPr>
-        <w:ind w:left="288"/>
-      </w:pPr>
-      <w:r>
-        <w:rPr>
-          <w:i/>
-          <w:color w:val="556573"/>
-        </w:rPr>
-        <w:t>见《改进说明_第三版》。本节文字保留为第二轮当时的如实记录，不作追改。</w:t>
+        <w:t>，见《改进说明_第三版》。本节文字保留为第二轮当时的如实记录，不作追改。</w:t>
       </w:r>
     </w:p>
     <w:p>
       <w:pPr>
         <w:pStyle w:val="Heading1"/>
+        <w:keepNext/>
       </w:pPr>
       <w:r>
-        <w:t>四、当前线上口径（可逐条复核）</w:t>
+        <w:rPr/>
+        <w:t>四、第二轮成文时线上口径（历史快照）</w:t>
+      </w:r>
+    </w:p>
+    <w:p>
+      <w:r>
+        <w:rPr/>
+        <w:t xml:space="preserve">本表用于复现第二轮交付状态，不作当前生产声明。R6 最终当前关系为 </w:t>
+      </w:r>
+      <w:r>
+        <w:rPr>
+          <w:b/>
+        </w:rPr>
+        <w:t>812/3604/1231</w:t>
+      </w:r>
+      <w:r>
+        <w:rPr/>
+        <w:t xml:space="preserve">，Evidence </w:t>
+      </w:r>
+      <w:r>
+        <w:rPr>
+          <w:b/>
+        </w:rPr>
+        <w:t>9128</w:t>
+      </w:r>
+      <w:r>
+        <w:rPr/>
+        <w:t xml:space="preserve">，AuthorityEvidence </w:t>
+      </w:r>
+      <w:r>
+        <w:rPr>
+          <w:b/>
+        </w:rPr>
+        <w:t>21</w:t>
+      </w:r>
+      <w:r>
+        <w:rPr/>
+        <w:t xml:space="preserve">（覆盖 19 岗；6/6 新兴岗位全覆盖且共挂 8 条），分级画像 </w:t>
+      </w:r>
+      <w:r>
+        <w:rPr>
+          <w:b/>
+        </w:rPr>
+        <w:t>828 行覆盖 27 岗、越界 0/828（0.0%）</w:t>
+      </w:r>
+      <w:r>
+        <w:rPr/>
+        <w:t xml:space="preserve">，全库均值 </w:t>
+      </w:r>
+      <w:r>
+        <w:rPr>
+          <w:b/>
+        </w:rPr>
+        <w:t>0.5502</w:t>
+      </w:r>
+      <w:r>
+        <w:rPr/>
+        <w:t>（2026-08-30 口径；既有 0.5271 / 新兴 0.6507）。</w:t>
       </w:r>
     </w:p>
     <w:tbl>
       <w:tblPr>
         <w:tblStyle w:val="LightGrid-Accent1"/>
-        <w:tblW w:type="auto" w:w="0"/>
         <w:tblLook w:firstColumn="1" w:firstRow="1" w:lastColumn="0" w:lastRow="0" w:noHBand="0" w:noVBand="1" w:val="04A0"/>
+        <w:tblLayout w:type="autofit"/>
+        <w:tblW w:type="pct" w:w="5000"/>
       </w:tblPr>
       <w:tblGrid>
         <w:gridCol w:w="4320"/>
         <w:gridCol w:w="4320"/>
       </w:tblGrid>
       <w:tr>
+        <w:trPr>
+          <w:tblHeader w:val="true"/>
+          <w:cantSplit/>
+        </w:trPr>
         <w:tc>
           <w:tcPr>
             <w:tcW w:type="dxa" w:w="4320"/>
@@ -2475,12 +2378,15 @@
                 <w:b/>
                 <w:sz w:val="19"/>
               </w:rPr>
-              <w:t>数值</w:t>
+              <w:t>第二轮成文时数值（历史快照，非当前生产口径）</w:t>
             </w:r>
           </w:p>
         </w:tc>
       </w:tr>
       <w:tr>
+        <w:trPr>
+          <w:cantSplit/>
+        </w:trPr>
         <w:tc>
           <w:tcPr>
             <w:tcW w:type="dxa" w:w="4320"/>
@@ -2526,6 +2432,9 @@
         </w:tc>
       </w:tr>
       <w:tr>
+        <w:trPr>
+          <w:cantSplit/>
+        </w:trPr>
         <w:tc>
           <w:tcPr>
             <w:tcW w:type="dxa" w:w="4320"/>
@@ -2571,6 +2480,9 @@
         </w:tc>
       </w:tr>
       <w:tr>
+        <w:trPr>
+          <w:cantSplit/>
+        </w:trPr>
         <w:tc>
           <w:tcPr>
             <w:tcW w:type="dxa" w:w="4320"/>
@@ -2610,12 +2522,15 @@
               <w:rPr>
                 <w:sz w:val="19"/>
               </w:rPr>
-              <w:t>（6 个平台、15 个平台批次；查重检出 166 条，通胀标记 460 条）</w:t>
+              <w:t>（第二轮当时称 6 个平台、15 个平台批次；查重检出 166 条，通胀标记 460 条）</w:t>
             </w:r>
           </w:p>
         </w:tc>
       </w:tr>
       <w:tr>
+        <w:trPr>
+          <w:cantSplit/>
+        </w:trPr>
         <w:tc>
           <w:tcPr>
             <w:tcW w:type="dxa" w:w="4320"/>
@@ -2667,6 +2582,9 @@
         </w:tc>
       </w:tr>
       <w:tr>
+        <w:trPr>
+          <w:cantSplit/>
+        </w:trPr>
         <w:tc>
           <w:tcPr>
             <w:tcW w:type="dxa" w:w="4320"/>
@@ -2712,6 +2630,9 @@
         </w:tc>
       </w:tr>
       <w:tr>
+        <w:trPr>
+          <w:cantSplit/>
+        </w:trPr>
         <w:tc>
           <w:tcPr>
             <w:tcW w:type="dxa" w:w="4320"/>
@@ -2757,6 +2678,9 @@
         </w:tc>
       </w:tr>
       <w:tr>
+        <w:trPr>
+          <w:cantSplit/>
+        </w:trPr>
         <w:tc>
           <w:tcPr>
             <w:tcW w:type="dxa" w:w="4320"/>
@@ -2802,6 +2726,9 @@
         </w:tc>
       </w:tr>
       <w:tr>
+        <w:trPr>
+          <w:cantSplit/>
+        </w:trPr>
         <w:tc>
           <w:tcPr>
             <w:tcW w:type="dxa" w:w="4320"/>
@@ -2835,12 +2762,15 @@
                 <w:b/>
                 <w:sz w:val="19"/>
               </w:rPr>
-              <w:t>0.5613</w:t>
+              <w:t>0.5613（第二轮历史快照）</w:t>
             </w:r>
           </w:p>
         </w:tc>
       </w:tr>
       <w:tr>
+        <w:trPr>
+          <w:cantSplit/>
+        </w:trPr>
         <w:tc>
           <w:tcPr>
             <w:tcW w:type="dxa" w:w="4320"/>
@@ -2912,6 +2842,9 @@
         </w:tc>
       </w:tr>
       <w:tr>
+        <w:trPr>
+          <w:cantSplit/>
+        </w:trPr>
         <w:tc>
           <w:tcPr>
             <w:tcW w:type="dxa" w:w="4320"/>
@@ -2960,55 +2893,37 @@
           <w:i/>
           <w:color w:val="556573"/>
         </w:rPr>
-        <w:t>说明一处数字下降：技能总数比上一版（4570）少，是因为清掉了 1569 个**不挂在任何岗位上的</w:t>
+        <w:t>说明一处数字下降：技能总数比上一版（4570）少，是因为清掉了 1569 个</w:t>
       </w:r>
-    </w:p>
-    <w:p>
-      <w:pPr>
-        <w:ind w:left="288"/>
-      </w:pPr>
+      <w:r>
+        <w:rPr>
+          <w:b/>
+          <w:i/>
+          <w:color w:val="556573"/>
+        </w:rPr>
+        <w:t>不挂在任何岗位上的孤儿技能节点</w:t>
+      </w:r>
       <w:r>
         <w:rPr>
           <w:i/>
           <w:color w:val="556573"/>
         </w:rPr>
-        <w:t>孤儿技能节点**（早期新岗位发现路径由大模型造出的词，以及历史重建留下的中间产物）。</w:t>
-      </w:r>
-    </w:p>
-    <w:p>
-      <w:pPr>
-        <w:ind w:left="288"/>
-      </w:pPr>
-      <w:r>
-        <w:rPr>
-          <w:i/>
-          <w:color w:val="556573"/>
-        </w:rPr>
-        <w:t>留着它们等于把"技能总数"灌水三成。清理只删除同时不被任何岗位、分级画像、</w:t>
-      </w:r>
-    </w:p>
-    <w:p>
-      <w:pPr>
-        <w:ind w:left="288"/>
-      </w:pPr>
-      <w:r>
-        <w:rPr>
-          <w:i/>
-          <w:color w:val="556573"/>
-        </w:rPr>
-        <w:t>技能关系引用且不作为他人父节点的行，清理后外键悬空数为 0。</w:t>
+        <w:t>（早期新岗位发现路径由大模型造出的词，以及历史重建留下的中间产物）。留着它们等于把"技能总数"灌水三成。清理只删除同时不被任何岗位、分级画像、技能关系引用且不作为他人父节点的行，清理后外键悬空数为 0。</w:t>
       </w:r>
     </w:p>
     <w:p>
       <w:pPr>
         <w:pStyle w:val="Heading1"/>
+        <w:keepNext/>
       </w:pPr>
       <w:r>
+        <w:rPr/>
         <w:t>五、两轮整改里我们自己揪出来的三个缺陷</w:t>
       </w:r>
     </w:p>
     <w:p>
       <w:r>
+        <w:rPr/>
         <w:t>这几个老师没有提，但我们认为比页面观感更值得汇报，因为它们动摇的是"可信"这个根本卖点：</w:t>
       </w:r>
     </w:p>
@@ -3023,17 +2938,8 @@
         <w:t>演化的"删除"分支是死代码</w:t>
       </w:r>
       <w:r>
-        <w:t>。三个时间切片跑完结果是"删除 0 条"，看起来用</w:t>
-      </w:r>
-    </w:p>
-    <w:p>
-      <w:r>
-        <w:t xml:space="preserve">   "数据没给淘汰信号"就能解释过去。复盘时我们没接受这个解释，回去读了实现——</w:t>
-      </w:r>
-    </w:p>
-    <w:p>
-      <w:r>
-        <w:t xml:space="preserve">   旧能力会作为历史先验被注入聚合结果，所以判据 </w:t>
+        <w:rPr/>
+        <w:t xml:space="preserve">。三个时间切片跑完结果是"删除 0 条"，看起来用 "数据没给淘汰信号"就能解释过去。复盘时我们没接受这个解释，回去读了实现——旧能力会作为历史先验被注入聚合结果，所以判据 </w:t>
       </w:r>
       <w:r>
         <w:rPr>
@@ -3042,12 +2948,8 @@
         <w:t>name not in new_caps</w:t>
       </w:r>
       <w:r>
-        <w:t xml:space="preserve"> 恒为假，</w:t>
-      </w:r>
-    </w:p>
-    <w:p>
-      <w:r>
-        <w:t xml:space="preserve">   </w:t>
+        <w:rPr/>
+        <w:t xml:space="preserve"> 恒为假， </w:t>
       </w:r>
       <w:r>
         <w:rPr>
@@ -3056,17 +2958,8 @@
         <w:t>这个分支在原理上永远不可能触发</w:t>
       </w:r>
       <w:r>
-        <w:t>。修复后重新定了四条可举证的判据</w:t>
-      </w:r>
-    </w:p>
-    <w:p>
-      <w:r>
-        <w:t xml:space="preserve">   （淘汰必须是"在最新 N 条 JD 原文里一次都没出现"、只判必备能力、窗口 JD 数 ≥20、</w:t>
-      </w:r>
-    </w:p>
-    <w:p>
-      <w:r>
-        <w:t xml:space="preserve">   支持减弱的记为"降级候选"而非静默丢弃），跑出 143 条淘汰 + 111 条修改。</w:t>
+        <w:rPr/>
+        <w:t>。修复后重新定了四条可举证的判据（淘汰必须是"在最新 N 条 JD 原文里一次都没出现"、只判必备能力、窗口 JD 数 ≥20、支持减弱的记为"降级候选"而非静默丢弃），跑出 143 条淘汰 + 111 条修改。</w:t>
       </w:r>
     </w:p>
     <w:p>
@@ -3080,17 +2973,8 @@
         <w:t>变更日志与数据库事实背离</w:t>
       </w:r>
       <w:r>
-        <w:t>。线上演示站被点击后，我们发现某岗位 102 行能力被降级，</w:t>
-      </w:r>
-    </w:p>
-    <w:p>
-      <w:r>
-        <w:t xml:space="preserve">   而变更日志里一条淘汰记录都没有——两套逻辑各算各的。对一个卖"可溯源"的系统，</w:t>
-      </w:r>
-    </w:p>
-    <w:p>
-      <w:r>
-        <w:t xml:space="preserve">   </w:t>
+        <w:rPr/>
+        <w:t xml:space="preserve">。线上演示站被点击后，我们发现某岗位 102 行能力被降级，而变更日志里一条淘汰记录都没有——两套逻辑各算各的。对一个卖"可溯源"的系统， </w:t>
       </w:r>
       <w:r>
         <w:rPr>
@@ -3099,12 +2983,8 @@
         <w:t>审计链本身不可信比丢几行数据严重得多</w:t>
       </w:r>
       <w:r>
-        <w:t>。现已改为由同一个判定结果驱动，</w:t>
-      </w:r>
-    </w:p>
-    <w:p>
-      <w:r>
-        <w:t xml:space="preserve">   并写了回归测试锁死。</w:t>
+        <w:rPr/>
+        <w:t>。现已改为由同一个判定结果驱动，并写了回归测试锁死。</w:t>
       </w:r>
     </w:p>
     <w:p>
@@ -3118,22 +2998,8 @@
         <w:t>两条写库路径会用弱证据覆盖强证据</w:t>
       </w:r>
       <w:r>
-        <w:t>。"发现新岗位"接口对已存在的岗位调用建图函数，</w:t>
-      </w:r>
-    </w:p>
-    <w:p>
-      <w:r>
-        <w:t xml:space="preserve">   而该函数是"先清空再重建"，等于用十来项大模型现生成的能力物理删除 301 项交叉验证结果。</w:t>
-      </w:r>
-    </w:p>
-    <w:p>
-      <w:r>
-        <w:t xml:space="preserve">   现已改为拒绝覆盖并给出冲突提示，本轮又补了一层护栏：</w:t>
-      </w:r>
-    </w:p>
-    <w:p>
-      <w:r>
-        <w:t xml:space="preserve">   跑过演化的岗位默认拒绝重建，需要显式加参数。</w:t>
+        <w:rPr/>
+        <w:t>。"发现新岗位"接口对已存在的岗位调用建图函数，而该函数是"先清空再重建"，等于用十来项大模型现生成的能力物理删除 301 项交叉验证结果。现已改为拒绝覆盖并给出冲突提示，本轮又补了一层护栏：跑过演化的岗位默认拒绝重建，需要显式加参数。</w:t>
       </w:r>
     </w:p>
     <w:p>
@@ -3144,6 +3010,7 @@
         <w:t>这三条都配了回归测试</w:t>
       </w:r>
       <w:r>
+        <w:rPr/>
         <w:t>（</w:t>
       </w:r>
       <w:r>
@@ -3153,6 +3020,7 @@
         <w:t>test_rebuild_guards.py</w:t>
       </w:r>
       <w:r>
+        <w:rPr/>
         <w:t xml:space="preserve"> 15 个 + </w:t>
       </w:r>
       <w:r>
@@ -3162,12 +3030,8 @@
         <w:t>test_evolution_guards.py</w:t>
       </w:r>
       <w:r>
-        <w:t xml:space="preserve"> 8 个），</w:t>
-      </w:r>
-    </w:p>
-    <w:p>
-      <w:r>
-        <w:t>不是修完就算，而是让它们不可能再次悄悄发生。</w:t>
+        <w:rPr/>
+        <w:t xml:space="preserve"> 8 个），不是修完就算，而是让它们不可能再次悄悄发生。</w:t>
       </w:r>
     </w:p>
     <w:sectPr>

--- a/docs/改进说明_第二版.docx
+++ b/docs/改进说明_第二版.docx
@@ -2289,7 +2289,7 @@
         <w:rPr>
           <w:b/>
         </w:rPr>
-        <w:t>9128</w:t>
+        <w:t>12277</w:t>
       </w:r>
       <w:r>
         <w:rPr/>
